--- a/deliverables/典藏大師/典藏大師_銷售報告書.docx
+++ b/deliverables/典藏大師/典藏大師_銷售報告書.docx
@@ -76,7 +76,7 @@
           <w:sz w:val="19"/>
           <w:szCs w:val="19"/>
         </w:rPr>
-        <w:t xml:space="preserve">臺中市南屯區 · 大通街 · 七期惠文學區</w:t>
+        <w:t xml:space="preserve">臺中市南屯區 · 大通街85號 · 七期惠文學區</w:t>
       </w:r>
     </w:p>
     <w:p>
@@ -120,7 +120,7 @@
           <w:sz w:val="19"/>
           <w:szCs w:val="19"/>
         </w:rPr>
-        <w:t xml:space="preserve">臺中市南屯區大通街・地上 4 層透天・東向　開價 3,980 萬 · 建坪 73.904 坪（含車位 3.899 坪）· 土地 33.801 坪 · 6房2廳3衛</w:t>
+        <w:t xml:space="preserve">臺中市南屯區大通街85號・地上 4 層透天・東向　開價 3,980 萬 · 建坪 73.904 坪（含車位 3.899 坪）· 土地 33.801 坪 · 6房2廳3衛</w:t>
       </w:r>
     </w:p>
     <w:p>
@@ -1077,7 +1077,7 @@
                 <w:sz w:val="18"/>
                 <w:szCs w:val="18"/>
               </w:rPr>
-              <w:t xml:space="preserve">臺中市南屯區大通街</w:t>
+              <w:t xml:space="preserve">臺中市南屯區大通街85號</w:t>
             </w:r>
           </w:p>
         </w:tc>
